--- a/Science Books/Evolution/25 - Dennett - Darwins Dangerous Idea and the Mind in Multiple Drafts.docx
+++ b/Science Books/Evolution/25 - Dennett - Darwins Dangerous Idea and the Mind in Multiple Drafts.docx
@@ -5,6 +5,8 @@
     <w:p>
       <w:pPr>
         <w:pStyle w:val="Title"/>
+        <w:ind w:left="0" w:right="0" w:firstLine="0"/>
+        <w:jc w:val="center"/>
       </w:pPr>
       <w:r>
         <w:t>Life: Science for Everyone</w:t>
@@ -13,6 +15,8 @@
     <w:p>
       <w:pPr>
         <w:pStyle w:val="Heading1"/>
+        <w:ind w:left="0" w:right="0" w:firstLine="0"/>
+        <w:jc w:val="center"/>
       </w:pPr>
       <w:r>
         <w:t>Chapter 25</w:t>
@@ -21,6 +25,8 @@
     <w:p>
       <w:pPr>
         <w:pStyle w:val="Heading1"/>
+        <w:ind w:left="0" w:right="0" w:firstLine="0"/>
+        <w:jc w:val="center"/>
       </w:pPr>
       <w:r>
         <w:t>Dennett: Darwin's Dangerous Idea and the Mind in Multiple Drafts</w:t>
@@ -29,19 +35,21 @@
     <w:p>
       <w:pPr>
         <w:pStyle w:val="Heading1"/>
+        <w:ind w:left="0" w:right="0" w:firstLine="0"/>
+        <w:jc w:val="center"/>
       </w:pPr>
       <w:r>
         <w:t>An Idea That Dissolves Its Container</w:t>
       </w:r>
     </w:p>
     <w:p>
-      <w:pPr/>
+      <w:pPr>
+        <w:ind w:left="0" w:right="0" w:firstLine="0"/>
+        <w:jc w:val="center"/>
+      </w:pPr>
       <w:r>
-        <w:t>In 1995 the philosopher Daniel Dennett published a book with a deliberately alarming title.</w:t>
+        <w:t xml:space="preserve">In 1995 the philosopher Daniel Dennett published a book with a deliberately alarming title, </w:t>
       </w:r>
-    </w:p>
-    <w:p>
-      <w:pPr/>
       <w:r>
         <w:rPr>
           <w:i/>
@@ -49,181 +57,315 @@
         <w:t>Darwin's Dangerous Idea</w:t>
       </w:r>
       <w:r>
-        <w:t xml:space="preserve"> built one image, and used it everywhere.</w:t>
+        <w:t>.</w:t>
       </w:r>
-    </w:p>
-    <w:p>
-      <w:pPr/>
       <w:r>
-        <w:t>Natural selection, Dennett argued, is not merely a good theory in biology.</w:t>
+        <w:br/>
+        <w:br/>
+        <w:t>The whole book turns on one image, and Dennett used it everywhere.</w:t>
       </w:r>
-    </w:p>
-    <w:p>
-      <w:pPr/>
       <w:r>
-        <w:t>It is a universal acid.</w:t>
+        <w:br/>
+        <w:br/>
+        <w:t>Natural selection, he argued, is not just a good theory in biology.</w:t>
       </w:r>
-    </w:p>
-    <w:p>
-      <w:pPr/>
       <w:r>
-        <w:t>It is corrosive enough that almost no traditional container can hold its shape once the idea has seeped in. Not biology. Not philosophy of mind. Not ethics. Not culture. Not, as later chapters here will ask directly, our sense of what a machine could be.</w:t>
+        <w:br/>
+        <w:br/>
+        <w:t xml:space="preserve">It is what he called a </w:t>
       </w:r>
-    </w:p>
-    <w:p>
-      <w:pPr/>
       <w:r>
-        <w:t>The reason it corrodes is simple to state and hard to sit with.</w:t>
+        <w:rPr>
+          <w:b/>
+        </w:rPr>
+        <w:t>universal acid</w:t>
       </w:r>
-    </w:p>
-    <w:p>
-      <w:pPr/>
       <w:r>
-        <w:t>It replaces an old question, who designed this remarkable thing, with a stranger answer.</w:t>
+        <w:t>.</w:t>
       </w:r>
-    </w:p>
-    <w:p>
-      <w:pPr/>
       <w:r>
-        <w:t>Nothing designed it.</w:t>
+        <w:br/>
+        <w:br/>
+        <w:t>A universal acid is a substance so corrosive that it eats through any container you try to hold it in.</w:t>
       </w:r>
-    </w:p>
-    <w:p>
-      <w:pPr/>
       <w:r>
-        <w:t>It assembled itself, blindly, through the same three steps Chapter 7 already laid out: variation, heredity, and differential reproduction.</w:t>
+        <w:br/>
+        <w:br/>
+        <w:t>Dennett meant that natural selection, taken seriously, eats through container after container of old belief.</w:t>
+      </w:r>
+      <w:r>
+        <w:br/>
+        <w:br/>
+        <w:t>It dissolves comfortable assumptions in biology, in the philosophy of mind, in ethics, and in how we think about culture.</w:t>
+      </w:r>
+      <w:r>
+        <w:br/>
+        <w:br/>
+        <w:t>It even dissolves our sense of what a machine could someday be, a question later chapters will ask directly.</w:t>
+      </w:r>
+      <w:r>
+        <w:br/>
+        <w:br/>
+        <w:t>Why does one idea corrode so much?</w:t>
+      </w:r>
+      <w:r>
+        <w:br/>
+        <w:br/>
+        <w:t>Because it replaces an old question with an unsettling answer.</w:t>
+      </w:r>
+      <w:r>
+        <w:br/>
+        <w:br/>
+        <w:t>The old question was: who designed this remarkable thing?</w:t>
+      </w:r>
+      <w:r>
+        <w:br/>
+        <w:br/>
+        <w:t>Dennett's answer is that nothing designed it at all.</w:t>
+      </w:r>
+      <w:r>
+        <w:br/>
+        <w:br/>
+        <w:t>It assembled itself, blindly, through three simple steps.</w:t>
+      </w:r>
+      <w:r>
+        <w:br/>
+        <w:br/>
+        <w:t>Chapter 7 called them variation, heredity, and differential reproduction.</w:t>
+      </w:r>
+      <w:r>
+        <w:br/>
+        <w:br/>
+        <w:t>In plain words: copies differ slightly, those differences get passed on, and some copies survive better than others.</w:t>
       </w:r>
     </w:p>
     <w:p>
       <w:pPr>
         <w:pStyle w:val="Heading1"/>
+        <w:ind w:left="0" w:right="0" w:firstLine="0"/>
+        <w:jc w:val="center"/>
       </w:pPr>
       <w:r>
         <w:t>Cranes, Not Skyhooks</w:t>
       </w:r>
     </w:p>
     <w:p>
-      <w:pPr/>
+      <w:pPr>
+        <w:ind w:left="0" w:right="0" w:firstLine="0"/>
+        <w:jc w:val="center"/>
+      </w:pPr>
       <w:r>
-        <w:t>Dennett's most quoted image is a distinction between skyhooks and cranes.</w:t>
+        <w:t>Dennett's most famous image is a contrast between two kinds of lifting.</w:t>
       </w:r>
-    </w:p>
-    <w:p>
-      <w:pPr/>
       <w:r>
-        <w:t>A skyhook reaches down from outside the physical world to lift a structure into place. A miracle. An outside designer. A leap that skips the work.</w:t>
+        <w:br/>
+        <w:br/>
+        <w:t xml:space="preserve">He called them </w:t>
       </w:r>
-    </w:p>
-    <w:p>
-      <w:pPr/>
       <w:r>
-        <w:t>A crane is built from ordinary materials, standing on solid ground, and does its lifting with nothing but leverage.</w:t>
+        <w:rPr>
+          <w:b/>
+        </w:rPr>
+        <w:t>skyhooks</w:t>
       </w:r>
-    </w:p>
-    <w:p>
-      <w:pPr/>
       <w:r>
+        <w:t xml:space="preserve"> and </w:t>
+      </w:r>
+      <w:r>
+        <w:rPr>
+          <w:b/>
+        </w:rPr>
+        <w:t>cranes</w:t>
+      </w:r>
+      <w:r>
+        <w:t>.</w:t>
+      </w:r>
+      <w:r>
+        <w:br/>
+        <w:br/>
+        <w:t>Picture a hook hanging down from the sky itself, lifting a wall or a roof into place with no effort at all.</w:t>
+      </w:r>
+      <w:r>
+        <w:br/>
+        <w:br/>
+        <w:t>That is a skyhook: a miracle, an outside designer, a shortcut that skips the actual work.</w:t>
+      </w:r>
+      <w:r>
+        <w:br/>
+        <w:br/>
+        <w:t>A crane is different.</w:t>
+      </w:r>
+      <w:r>
+        <w:br/>
+        <w:br/>
+        <w:t>A crane stands on solid ground, built from ordinary parts, and lifts using nothing but leverage.</w:t>
+      </w:r>
+      <w:r>
+        <w:br/>
+        <w:br/>
         <w:t>Natural selection, in Dennett's framework, is the crane to end all cranes.</w:t>
       </w:r>
-    </w:p>
-    <w:p>
-      <w:pPr/>
       <w:r>
+        <w:br/>
+        <w:br/>
         <w:t>No skyhook is needed to build an eye, an immune system, or a brain.</w:t>
       </w:r>
-    </w:p>
-    <w:p>
-      <w:pPr/>
       <w:r>
-        <w:t>Selection builds each one from what already existed, one small step at a time, each new crane standing on the cranes built before it.</w:t>
+        <w:br/>
+        <w:br/>
+        <w:t>Selection builds each of these from parts that already existed, one small step at a time.</w:t>
       </w:r>
-    </w:p>
-    <w:p>
-      <w:pPr/>
       <w:r>
-        <w:t>Dennett's real point is sharper than the metaphor sounds. A great many objections to evolutionary explanations, in biology and, as this chapter and Chapter 27 will show, in discussions of mind and machine intelligence too, turn out, on close inspection, to be a demand for a skyhook where a crane was already quietly doing the job.</w:t>
+        <w:br/>
+        <w:br/>
+        <w:t>Each new crane stands on the cranes built before it, the way a tall building's upper floors rest on the floors beneath them.</w:t>
+      </w:r>
+      <w:r>
+        <w:br/>
+        <w:br/>
+        <w:t>Dennett's sharper point is this.</w:t>
+      </w:r>
+      <w:r>
+        <w:br/>
+        <w:br/>
+        <w:t>Many objections to evolution, in biology and in later debates about minds and machines, turn out to be a demand for a skyhook.</w:t>
+      </w:r>
+      <w:r>
+        <w:br/>
+        <w:br/>
+        <w:t>Look closely, though, and you usually find a crane was already quietly doing the job.</w:t>
       </w:r>
     </w:p>
     <w:p>
       <w:pPr>
         <w:pStyle w:val="Heading1"/>
+        <w:ind w:left="0" w:right="0" w:firstLine="0"/>
+        <w:jc w:val="center"/>
       </w:pPr>
       <w:r>
         <w:t>An Algorithm That Does Not Care What Runs It</w:t>
       </w:r>
     </w:p>
     <w:p>
-      <w:pPr/>
+      <w:pPr>
+        <w:ind w:left="0" w:right="0" w:firstLine="0"/>
+        <w:jc w:val="center"/>
+      </w:pPr>
       <w:r>
-        <w:t>Chapter 7 already called natural selection an algorithm: a mindless, mechanical procedure that produces results that look designed.</w:t>
+        <w:t>Natural selection is a kind of algorithm.</w:t>
       </w:r>
-    </w:p>
-    <w:p>
-      <w:pPr/>
       <w:r>
+        <w:br/>
+        <w:br/>
+        <w:t>An algorithm is a mindless, step-by-step procedure that produces results which look designed, even though no one designed them.</w:t>
+      </w:r>
+      <w:r>
+        <w:br/>
+        <w:br/>
         <w:t>Dennett adds one more word to that description, and the word matters.</w:t>
       </w:r>
-    </w:p>
-    <w:p>
-      <w:pPr/>
       <w:r>
-        <w:t>Substrate-neutral.</w:t>
+        <w:br/>
+        <w:br/>
+        <w:t xml:space="preserve">He calls it </w:t>
       </w:r>
-    </w:p>
-    <w:p>
-      <w:pPr/>
       <w:r>
-        <w:t>An algorithm does not care what material runs it, as long as that material can perform the algorithm's basic steps. The same sorting procedure works with playing cards, with electromechanical relays, or with code on a chip.</w:t>
+        <w:rPr>
+          <w:b/>
+        </w:rPr>
+        <w:t>substrate-neutral</w:t>
       </w:r>
-    </w:p>
-    <w:p>
-      <w:pPr/>
       <w:r>
+        <w:t>.</w:t>
+      </w:r>
+      <w:r>
+        <w:br/>
+        <w:br/>
+        <w:t>“Substrate” just means the material something runs on, the way a program runs on a particular computer.</w:t>
+      </w:r>
+      <w:r>
+        <w:br/>
+        <w:br/>
+        <w:t>A substrate-neutral algorithm does not care what material carries it out, as long as that material can perform its basic steps.</w:t>
+      </w:r>
+      <w:r>
+        <w:br/>
+        <w:br/>
+        <w:t>Think of a method for sorting a deck of cards into order.</w:t>
+      </w:r>
+      <w:r>
+        <w:br/>
+        <w:br/>
+        <w:t>The same method works whether you sort real playing cards by hand, electrical switches flipping open and shut, or numbers moving through a computer chip.</w:t>
+      </w:r>
+      <w:r>
+        <w:br/>
+        <w:br/>
         <w:t>Dennett's claim is that natural selection is exactly this kind of algorithm.</w:t>
       </w:r>
-    </w:p>
-    <w:p>
-      <w:pPr/>
       <w:r>
-        <w:t>It does not, at bottom, require DNA or cells or biological chemistry. It requires only the three conditions from Chapter 7: variation, heredity, and differential reproduction, on whatever material happens to supply them.</w:t>
+        <w:br/>
+        <w:br/>
+        <w:t>Deep down, it does not require DNA, living cells, or any particular chemistry.</w:t>
       </w:r>
-    </w:p>
-    <w:p>
-      <w:pPr/>
       <w:r>
-        <w:t>That is why the same algorithm can run in places that have nothing to do with biochemistry. Chapter 24 already used this insight for culture, and Chapter 10 used it for Dawkins's meme: an idea copied, varied, and selected among, running through minds instead of through DNA.</w:t>
+        <w:br/>
+        <w:br/>
+        <w:t>It only requires three ingredients: variation, heredity, and differential reproduction, running on whatever material happens to supply them.</w:t>
       </w:r>
-    </w:p>
-    <w:p>
-      <w:pPr/>
       <w:r>
-        <w:t>It is also, as Chapter 27 will make explicit, the reason it is at least conceivable that something resembling evolution could run on a machine.</w:t>
+        <w:br/>
+        <w:br/>
+        <w:t>That is why the same basic process can show up in places that have nothing to do with biochemistry.</w:t>
       </w:r>
-    </w:p>
-    <w:p>
-      <w:pPr/>
       <w:r>
-        <w:t>Not because machines are biological.</w:t>
+        <w:br/>
+        <w:br/>
+        <w:t>An idea can be copied, changed slightly, and picked up by more people or fewer, spreading through minds instead of through genes.</w:t>
       </w:r>
-    </w:p>
-    <w:p>
-      <w:pPr/>
       <w:r>
-        <w:t>Because the algorithm never needed biology in the first place. It only ever needed the three conditions, satisfied by whatever happens to be available to satisfy them.</w:t>
+        <w:br/>
+        <w:br/>
+        <w:t>It is also, at least in principle, why something evolution-like might one day run inside a machine.</w:t>
+      </w:r>
+      <w:r>
+        <w:br/>
+        <w:br/>
+        <w:t>Not because machines are alive.</w:t>
+      </w:r>
+      <w:r>
+        <w:br/>
+        <w:br/>
+        <w:t>Because the algorithm never needed biology in the first place.</w:t>
+      </w:r>
+      <w:r>
+        <w:br/>
+        <w:br/>
+        <w:t>It only ever needed those three ingredients, wherever it happens to find them.</w:t>
       </w:r>
     </w:p>
     <w:p>
       <w:pPr>
         <w:pStyle w:val="Heading1"/>
+        <w:ind w:left="0" w:right="0" w:firstLine="0"/>
+        <w:jc w:val="center"/>
       </w:pPr>
       <w:r>
         <w:t>No One Is Home in the Control Room</w:t>
       </w:r>
     </w:p>
     <w:p>
-      <w:pPr/>
+      <w:pPr>
+        <w:ind w:left="0" w:right="0" w:firstLine="0"/>
+        <w:jc w:val="center"/>
+      </w:pPr>
       <w:r>
-        <w:t xml:space="preserve">Dennett's second major idea concerns the architecture of the mind, and it appears most fully in an earlier book, </w:t>
+        <w:t>Dennett's second big idea is about how the mind is built.</w:t>
+      </w:r>
+      <w:r>
+        <w:br/>
+        <w:br/>
+        <w:t xml:space="preserve">It appears most fully in his 1991 book, </w:t>
       </w:r>
       <w:r>
         <w:rPr>
@@ -232,131 +374,193 @@
         <w:t>Consciousness Explained</w:t>
       </w:r>
       <w:r>
-        <w:t>, published in 1991.</w:t>
+        <w:t>.</w:t>
       </w:r>
-    </w:p>
-    <w:p>
-      <w:pPr/>
       <w:r>
-        <w:t>It connects directly to Chapter 26's discussion of the self and to Chapter 27a's discussion of consciousness.</w:t>
+        <w:br/>
+        <w:br/>
+        <w:t>Dennett starts with a picture most people carry around without ever examining it.</w:t>
       </w:r>
-    </w:p>
-    <w:p>
-      <w:pPr/>
       <w:r>
-        <w:t>Dennett starts with a picture most people carry without examining it. He calls it the Cartesian theater, after the philosopher René Descartes.</w:t>
+        <w:br/>
+        <w:br/>
+        <w:t xml:space="preserve">He calls it the </w:t>
       </w:r>
-    </w:p>
-    <w:p>
-      <w:pPr/>
       <w:r>
-        <w:t>The picture imagines a place inside the brain where every stream of sensory information, sight, sound, touch, finally converges into one unified experience.</w:t>
+        <w:rPr>
+          <w:b/>
+        </w:rPr>
+        <w:t>Cartesian theater</w:t>
       </w:r>
-    </w:p>
-    <w:p>
-      <w:pPr/>
       <w:r>
-        <w:t>An inner screen.</w:t>
+        <w:t>, named after the philosopher René Descartes, who first pictured the mind working this way.</w:t>
       </w:r>
-    </w:p>
-    <w:p>
-      <w:pPr/>
       <w:r>
-        <w:t>And someone watching the screen. A homunculus, a little person inside the head, doing the actual experiencing.</w:t>
+        <w:br/>
+        <w:br/>
+        <w:t>The picture imagines one single place inside the brain where every stream of sensory information finally comes together.</w:t>
       </w:r>
-    </w:p>
-    <w:p>
-      <w:pPr/>
       <w:r>
-        <w:t>Dennett's argument, built on a large body of neuroscience, is that no such theater has ever been found.</w:t>
+        <w:br/>
+        <w:br/>
+        <w:t>Sight, sound, touch: all of it converging into one unified experience, like footage arriving at an editing desk.</w:t>
       </w:r>
-    </w:p>
-    <w:p>
-      <w:pPr/>
       <w:r>
-        <w:t>More than that: the idea is confused, not merely undiscovered.</w:t>
+        <w:br/>
+        <w:br/>
+        <w:t>Imagine an inner movie screen inside your skull.</w:t>
       </w:r>
-    </w:p>
-    <w:p>
-      <w:pPr/>
       <w:r>
-        <w:t>Positing a homunculus who watches the show only raises a new question. How does the homunculus see the show? You need a second, smaller homunculus inside the first one's head to explain that.</w:t>
+        <w:br/>
+        <w:br/>
+        <w:t>Now imagine someone sitting inside your head, watching that screen.</w:t>
       </w:r>
-    </w:p>
-    <w:p>
-      <w:pPr/>
       <w:r>
-        <w:t>And then a third, inside the second.</w:t>
+        <w:br/>
+        <w:br/>
+        <w:t>This little watcher is sometimes called a homunculus, which simply means a miniature person.</w:t>
       </w:r>
-    </w:p>
-    <w:p>
-      <w:pPr/>
       <w:r>
-        <w:t>The regress never bottoms out. It explains nothing. It only moves the mystery one step further in, forever.</w:t>
+        <w:br/>
+        <w:br/>
+        <w:t>On this picture, the homunculus is the one doing the actual experiencing for you.</w:t>
+      </w:r>
+      <w:r>
+        <w:br/>
+        <w:br/>
+        <w:t>Dennett's argument, built on a large body of brain research, is that no such theater has ever been found anywhere in the brain.</w:t>
+      </w:r>
+      <w:r>
+        <w:br/>
+        <w:br/>
+        <w:t>More than that, he says the whole idea is confused, not merely undiscovered.</w:t>
+      </w:r>
+      <w:r>
+        <w:br/>
+        <w:br/>
+        <w:t>Here is why.</w:t>
+      </w:r>
+      <w:r>
+        <w:br/>
+        <w:br/>
+        <w:t>If a little person inside your head watches the show, how does that little person manage to see it?</w:t>
+      </w:r>
+      <w:r>
+        <w:br/>
+        <w:br/>
+        <w:t>You would need a second, smaller little person inside the first one's head to explain that.</w:t>
+      </w:r>
+      <w:r>
+        <w:br/>
+        <w:br/>
+        <w:t>And then a third little person, inside the second one's head, and so on without end.</w:t>
+      </w:r>
+      <w:r>
+        <w:br/>
+        <w:br/>
+        <w:t>This chain of little people never bottoms out anywhere.</w:t>
+      </w:r>
+      <w:r>
+        <w:br/>
+        <w:br/>
+        <w:t>It does not explain seeing at all.</w:t>
+      </w:r>
+      <w:r>
+        <w:br/>
+        <w:br/>
+        <w:t>It just pushes the same mystery one step further inward, forever.</w:t>
       </w:r>
     </w:p>
     <w:p>
       <w:pPr>
         <w:pStyle w:val="Heading1"/>
+        <w:ind w:left="0" w:right="0" w:firstLine="0"/>
+        <w:jc w:val="center"/>
       </w:pPr>
       <w:r>
         <w:t>Multiple Drafts, Never a Final Cut</w:t>
       </w:r>
     </w:p>
     <w:p>
-      <w:pPr/>
+      <w:pPr>
+        <w:ind w:left="0" w:right="0" w:firstLine="0"/>
+        <w:jc w:val="center"/>
+      </w:pPr>
       <w:r>
-        <w:t>In place of the theater, Dennett proposes a multiple drafts model.</w:t>
+        <w:t xml:space="preserve">In place of the theater, Dennett proposes what he calls the </w:t>
       </w:r>
-    </w:p>
-    <w:p>
-      <w:pPr/>
       <w:r>
-        <w:t>There is no single place in the brain where the streams converge into one official experience.</w:t>
+        <w:rPr>
+          <w:b/>
+        </w:rPr>
+        <w:t>multiple drafts model</w:t>
       </w:r>
-    </w:p>
-    <w:p>
-      <w:pPr/>
       <w:r>
-        <w:t>Instead, many separate processes across the brain are drafting, revising, and elaborating the incoming information in parallel, all at once, on slightly different schedules, with slightly different information.</w:t>
+        <w:t>.</w:t>
       </w:r>
-    </w:p>
-    <w:p>
-      <w:pPr/>
       <w:r>
-        <w:t>Think of several editors, each writing their own version of the same news story, at the same time, none of them final.</w:t>
+        <w:br/>
+        <w:br/>
+        <w:t>On this model, there is no single place in the brain where all the streams converge into one official experience.</w:t>
       </w:r>
-    </w:p>
-    <w:p>
-      <w:pPr/>
       <w:r>
-        <w:t>There is no moment, and no location, where any one draft becomes the official, conscious version.</w:t>
+        <w:br/>
+        <w:br/>
+        <w:t>Instead, many separate processes across the brain are drafting, revising, and adding to the incoming information all at once.</w:t>
       </w:r>
-    </w:p>
-    <w:p>
-      <w:pPr/>
       <w:r>
-        <w:t>What you report as one seamless stream of experience is closer to a running narrative, assembled after the fact from many provisional drafts, than a record of something that happened, whole and finished, in one place at one time.</w:t>
+        <w:br/>
+        <w:br/>
+        <w:t>Each process works on a slightly different schedule, using slightly different information.</w:t>
       </w:r>
-    </w:p>
-    <w:p>
-      <w:pPr/>
       <w:r>
-        <w:t>This connects to Chapter 26's claim that the self is a pattern, like a whirlpool or a flame, and to that chapter's suggestion that the self is, in real part, a story the brain tells about itself. Not a passenger, watching from a fixed seat.</w:t>
+        <w:br/>
+        <w:br/>
+        <w:t>Picture several newspaper editors, each writing their own version of the same story at the same time, and none of their drafts is the final, approved one.</w:t>
+      </w:r>
+      <w:r>
+        <w:br/>
+        <w:br/>
+        <w:t>There is no single moment, and no single location, where any one draft becomes “the” conscious version.</w:t>
+      </w:r>
+      <w:r>
+        <w:br/>
+        <w:br/>
+        <w:t>What you experience as one smooth, seamless stream of consciousness is closer to a running story than a finished recording.</w:t>
+      </w:r>
+      <w:r>
+        <w:br/>
+        <w:br/>
+        <w:t>That story gets stitched together after the fact, out of many unfinished drafts, rather than captured whole and complete in one place at one time.</w:t>
+      </w:r>
+      <w:r>
+        <w:br/>
+        <w:br/>
+        <w:t>This idea will matter again later in the book, when we ask whether the self itself works less like a fixed passenger and more like a story your brain keeps telling about itself.</w:t>
       </w:r>
     </w:p>
     <w:p>
       <w:pPr>
         <w:pStyle w:val="Heading1"/>
+        <w:ind w:left="0" w:right="0" w:firstLine="0"/>
+        <w:jc w:val="center"/>
       </w:pPr>
       <w:r>
         <w:t>Treating a System as if It Has a Mind</w:t>
       </w:r>
     </w:p>
     <w:p>
-      <w:pPr/>
+      <w:pPr>
+        <w:ind w:left="0" w:right="0" w:firstLine="0"/>
+        <w:jc w:val="center"/>
+      </w:pPr>
       <w:r>
-        <w:t xml:space="preserve">A third idea from Dennett gives us a genuinely practical tool. It appears most fully in a 1987 book, </w:t>
+        <w:t>Dennett's third idea is a genuinely practical tool.</w:t>
+      </w:r>
+      <w:r>
+        <w:br/>
+        <w:br/>
+        <w:t xml:space="preserve">It appears most fully in his 1987 book, </w:t>
       </w:r>
       <w:r>
         <w:rPr>
@@ -367,197 +571,308 @@
       <w:r>
         <w:t>.</w:t>
       </w:r>
-    </w:p>
-    <w:p>
-      <w:pPr/>
       <w:r>
-        <w:t>The question it addresses will return, directly, in Chapter 27: how do we decide whether some other system, an animal, another person, or a machine, actually has beliefs and desires of its own?</w:t>
+        <w:br/>
+        <w:br/>
+        <w:t>The question it addresses is one we will meet again soon.</w:t>
       </w:r>
-    </w:p>
-    <w:p>
-      <w:pPr/>
       <w:r>
-        <w:t>Dennett's answer is not a metaphysical verdict.</w:t>
+        <w:br/>
+        <w:br/>
+        <w:t>How do you decide whether some other system, an animal, another person, or a machine, actually has beliefs and desires of its own?</w:t>
       </w:r>
-    </w:p>
-    <w:p>
-      <w:pPr/>
       <w:r>
-        <w:t>It is a strategy. Treat the system as if it has beliefs and desires, and see whether that lets you predict its behavior.</w:t>
+        <w:br/>
+        <w:br/>
+        <w:t>Dennett's answer is not a final verdict on what is “really” happening inside that system.</w:t>
       </w:r>
-    </w:p>
-    <w:p>
-      <w:pPr/>
       <w:r>
-        <w:t>Try it on a thermostat. You can say it believes the room is cold and wants to warm it. The claim technically works, but it buys you almost nothing a simple wiring diagram would not already give you.</w:t>
+        <w:br/>
+        <w:br/>
+        <w:t xml:space="preserve">It is a strategy, which he called the </w:t>
       </w:r>
-    </w:p>
-    <w:p>
-      <w:pPr/>
       <w:r>
-        <w:t>Try it on a chess program. Saying it believes moving its queen threatens your king, and wants to capture your king, lets you predict and counter its moves far better than tracing its source code move by move ever could.</w:t>
+        <w:rPr>
+          <w:b/>
+        </w:rPr>
+        <w:t>intentional stance</w:t>
       </w:r>
-    </w:p>
-    <w:p>
-      <w:pPr/>
       <w:r>
-        <w:t>The intentional stance's usefulness comes in degrees.</w:t>
+        <w:t>.</w:t>
       </w:r>
-    </w:p>
-    <w:p>
-      <w:pPr/>
       <w:r>
-        <w:t>It is not a yes-or-no answer to whether the system truly has a mind. It is a measure of how well the mind-shaped description pays for itself in prediction.</w:t>
+        <w:br/>
+        <w:br/>
+        <w:t>Treat the system as if it has beliefs and desires, then check whether that lets you predict its behavior.</w:t>
       </w:r>
-    </w:p>
-    <w:p>
-      <w:pPr/>
       <w:r>
-        <w:t>That framing is exactly what makes it useful again in Chapter 27, when the question turns to artificial intelligence.</w:t>
+        <w:br/>
+        <w:br/>
+        <w:t>Try it on a thermostat.</w:t>
+      </w:r>
+      <w:r>
+        <w:br/>
+        <w:br/>
+        <w:t>You can say a thermostat “believes” the room is cold and “wants” to warm it up.</w:t>
+      </w:r>
+      <w:r>
+        <w:br/>
+        <w:br/>
+        <w:t>That description technically works, but it buys you almost nothing that a simple wiring diagram would not already tell you.</w:t>
+      </w:r>
+      <w:r>
+        <w:br/>
+        <w:br/>
+        <w:t>Now try it on a chess-playing computer program.</w:t>
+      </w:r>
+      <w:r>
+        <w:br/>
+        <w:br/>
+        <w:t>Saying the program “believes” moving its queen threatens your king, and “wants” to capture your king, lets you predict and counter its moves far better than reading its underlying code move by move ever could.</w:t>
+      </w:r>
+      <w:r>
+        <w:br/>
+        <w:br/>
+        <w:t>The intentional stance's usefulness comes in degrees, not as one flat yes-or-no answer.</w:t>
+      </w:r>
+      <w:r>
+        <w:br/>
+        <w:br/>
+        <w:t>It is not a verdict on whether the system truly, secretly has a mind.</w:t>
+      </w:r>
+      <w:r>
+        <w:br/>
+        <w:br/>
+        <w:t>It is a measure of how well a mind-shaped description pays for itself by helping you predict what happens next.</w:t>
       </w:r>
     </w:p>
     <w:p>
       <w:pPr>
         <w:pStyle w:val="Heading1"/>
+        <w:ind w:left="0" w:right="0" w:firstLine="0"/>
+        <w:jc w:val="center"/>
       </w:pPr>
       <w:r>
         <w:t>Free Will Worth Wanting</w:t>
       </w:r>
     </w:p>
     <w:p>
-      <w:pPr/>
+      <w:pPr>
+        <w:ind w:left="0" w:right="0" w:firstLine="0"/>
+        <w:jc w:val="center"/>
+      </w:pPr>
       <w:r>
-        <w:t>Dennett wrote at length on free will: whether a universe that is fundamentally mechanical, one where every event has a physical cause, can leave room for it at all.</w:t>
+        <w:t>Dennett also wrote at length about free will.</w:t>
       </w:r>
-    </w:p>
-    <w:p>
-      <w:pPr/>
       <w:r>
-        <w:t>His answer is yes, but only once free will is redefined.</w:t>
+        <w:br/>
+        <w:br/>
+        <w:t>His question was blunt: can a universe that runs on physical cause and effect leave any room for free will at all?</w:t>
       </w:r>
-    </w:p>
-    <w:p>
-      <w:pPr/>
       <w:r>
-        <w:t>Not as an uncaused first cause. Not as some mental event that springs from nowhere, outside the ordinary chain of causes.</w:t>
+        <w:br/>
+        <w:br/>
+        <w:t>His answer is yes, but only once you redefine what free will means.</w:t>
       </w:r>
-    </w:p>
-    <w:p>
-      <w:pPr/>
       <w:r>
-        <w:t>Dennett's version is more modest, and, he argues, more real.</w:t>
+        <w:br/>
+        <w:br/>
+        <w:t>Dennett's version is not an uncaused first cause, some mental event springing from nowhere outside the ordinary chain of causes.</w:t>
       </w:r>
-    </w:p>
-    <w:p>
-      <w:pPr/>
       <w:r>
-        <w:t>Free will worth wanting is the capacity to weigh options, to consider their likely consequences, and to act in line with your own considered values, rather than being forced by coercion or compulsion to act against them.</w:t>
+        <w:br/>
+        <w:br/>
+        <w:t>That older idea, he argues, was never really available to begin with.</w:t>
       </w:r>
-    </w:p>
-    <w:p>
-      <w:pPr/>
       <w:r>
-        <w:t>That capacity, built up by the same evolutionary process this whole book has described, does not need a miracle.</w:t>
+        <w:br/>
+        <w:br/>
+        <w:t>His version is more modest, and, he claims, more real.</w:t>
       </w:r>
-    </w:p>
-    <w:p>
-      <w:pPr/>
       <w:r>
-        <w:t>It needs a sufficiently capable deliberator. A Popperian creature, in the terms Chapter 22 borrowed from Dennett himself, testing candidate actions internally before ever performing one.</w:t>
+        <w:br/>
+        <w:br/>
+        <w:t xml:space="preserve">He calls it </w:t>
       </w:r>
-    </w:p>
-    <w:p>
-      <w:pPr/>
       <w:r>
-        <w:t>This move, redefining a hard problem in more modest terms rather than declaring it solved, is characteristic of Dennett's whole approach.</w:t>
+        <w:rPr>
+          <w:b/>
+        </w:rPr>
+        <w:t>free will worth wanting</w:t>
       </w:r>
-    </w:p>
-    <w:p>
-      <w:pPr/>
       <w:r>
+        <w:t>.</w:t>
+      </w:r>
+      <w:r>
+        <w:br/>
+        <w:br/>
+        <w:t>It is the capacity to weigh your options, consider their likely consequences, and act on your own considered values, rather than being forced against them by threat or compulsion.</w:t>
+      </w:r>
+      <w:r>
+        <w:br/>
+        <w:br/>
+        <w:t>That capacity was built up by the very same evolutionary process this whole book has been describing.</w:t>
+      </w:r>
+      <w:r>
+        <w:br/>
+        <w:br/>
+        <w:t>It does not need a miracle to exist.</w:t>
+      </w:r>
+      <w:r>
+        <w:br/>
+        <w:br/>
+        <w:t>It needs a mind capable enough to test out different possible actions in imagination first, before actually doing any of them.</w:t>
+      </w:r>
+      <w:r>
+        <w:br/>
+        <w:br/>
+        <w:t>An earlier chapter, borrowing a term from the philosopher Karl Popper, called this kind of mind a Popperian creature.</w:t>
+      </w:r>
+      <w:r>
+        <w:br/>
+        <w:br/>
+        <w:t>This move, redefining a hard problem in more modest terms instead of declaring it fully solved, is typical of Dennett's whole approach.</w:t>
+      </w:r>
+      <w:r>
+        <w:br/>
+        <w:br/>
         <w:t>Not everyone finds it satisfying.</w:t>
       </w:r>
-    </w:p>
-    <w:p>
-      <w:pPr/>
       <w:r>
-        <w:t>The debate over free will, in its fullest and most demanding form, remains open, well beyond the terms Dennett proposed for settling it.</w:t>
+        <w:br/>
+        <w:br/>
+        <w:t>The debate over free will, in its fullest and most demanding form, remains open, well past the terms Dennett proposed for settling it.</w:t>
       </w:r>
     </w:p>
     <w:p>
       <w:pPr>
         <w:pStyle w:val="Heading1"/>
+        <w:ind w:left="0" w:right="0" w:firstLine="0"/>
+        <w:jc w:val="center"/>
       </w:pPr>
       <w:r>
         <w:t>The Critics</w:t>
       </w:r>
     </w:p>
     <w:p>
-      <w:pPr/>
+      <w:pPr>
+        <w:ind w:left="0" w:right="0" w:firstLine="0"/>
+        <w:jc w:val="center"/>
+      </w:pPr>
       <w:r>
-        <w:t>Dennett's habit of applying Darwinian thinking so widely, past biology and into mind, culture, and meaning, drew real criticism from serious thinkers, and this book should not paper over that.</w:t>
+        <w:t>Dennett applied Darwin's idea very widely, reaching past biology into mind, culture, and meaning.</w:t>
       </w:r>
-    </w:p>
-    <w:p>
-      <w:pPr/>
       <w:r>
-        <w:t>Stephen Jay Gould, already met in Chapter 15 on the Cambrian and Chapter 18 on contingency, accused Dennett of what he called Darwinian fundamentalism: crediting natural selection with too much, and underweighting chance, contingency, and the kind of structural byproduct Chapter 10's spandrels argument was raised to illustrate.</w:t>
+        <w:br/>
+        <w:br/>
+        <w:t>That habit drew real criticism from serious thinkers, and this book will not paper over it.</w:t>
       </w:r>
-    </w:p>
-    <w:p>
-      <w:pPr/>
       <w:r>
+        <w:br/>
+        <w:br/>
+        <w:t>The biologist Stephen Jay Gould accused Dennett of what he called Darwinian fundamentalism.</w:t>
+      </w:r>
+      <w:r>
+        <w:br/>
+        <w:br/>
+        <w:t>Gould's charge was that Dennett gave natural selection credit for too much, while underweighting chance, accident, and side effects that come along for free.</w:t>
+      </w:r>
+      <w:r>
+        <w:br/>
+        <w:br/>
         <w:t>Dennett responded that Gould had overstated his own claims.</w:t>
       </w:r>
-    </w:p>
-    <w:p>
-      <w:pPr/>
       <w:r>
-        <w:t>The exchange was sharp, occasionally personal, and remains one of the most cited disputes in the field's recent history.</w:t>
+        <w:br/>
+        <w:br/>
+        <w:t>The exchange between them was sharp, sometimes personal, and remains one of the most cited disputes in the field's recent history.</w:t>
       </w:r>
-    </w:p>
-    <w:p>
-      <w:pPr/>
       <w:r>
-        <w:t>A different, deeper challenge comes from the philosopher David Chalmers, whose hard problem of consciousness Chapter 27a will take up in full.</w:t>
+        <w:br/>
+        <w:br/>
+        <w:t>A different, deeper challenge comes from the philosopher David Chalmers.</w:t>
       </w:r>
-    </w:p>
-    <w:p>
-      <w:pPr/>
       <w:r>
-        <w:t>Chalmers's objection, stated plainly: Dennett's multiple drafts model explains which behaviors and reports a mental state produces.</w:t>
+        <w:br/>
+        <w:br/>
+        <w:t>Chalmers's objection, stated plainly, goes like this.</w:t>
       </w:r>
-    </w:p>
-    <w:p>
-      <w:pPr/>
       <w:r>
-        <w:t>It does not explain why any of that processing should be accompanied by experience at all, rather than happening, as Chalmers puts it, in the dark.</w:t>
+        <w:br/>
+        <w:br/>
+        <w:t>Dennett's multiple drafts model explains which behaviors and which spoken reports a mental state produces.</w:t>
       </w:r>
-    </w:p>
-    <w:p>
-      <w:pPr/>
       <w:r>
-        <w:t>Chapter 27a picks that objection up directly.</w:t>
+        <w:br/>
+        <w:br/>
+        <w:t>It does not explain why any of that brain processing should come with felt experience at all.</w:t>
+      </w:r>
+      <w:r>
+        <w:br/>
+        <w:br/>
+        <w:t>Why isn't it all just happening, as Chalmers puts it, “in the dark,” with no one experiencing anything?</w:t>
+      </w:r>
+      <w:r>
+        <w:br/>
+        <w:br/>
+        <w:t xml:space="preserve">This puzzle is known as the </w:t>
+      </w:r>
+      <w:r>
+        <w:rPr>
+          <w:b/>
+        </w:rPr>
+        <w:t>hard problem of consciousness</w:t>
+      </w:r>
+      <w:r>
+        <w:t>, and it gets a full chapter of its own later in this book.</w:t>
       </w:r>
     </w:p>
     <w:p>
       <w:pPr>
         <w:pStyle w:val="Heading1"/>
+        <w:ind w:left="0" w:right="0" w:firstLine="0"/>
+        <w:jc w:val="center"/>
       </w:pPr>
       <w:r>
         <w:t>The Editors Who Assembled This Book's Own Core Question</w:t>
       </w:r>
     </w:p>
     <w:p>
-      <w:pPr/>
+      <w:pPr>
+        <w:ind w:left="0" w:right="0" w:firstLine="0"/>
+        <w:jc w:val="center"/>
+      </w:pPr>
       <w:r>
         <w:t>Dennett did not build these ideas alone.</w:t>
       </w:r>
-    </w:p>
-    <w:p>
-      <w:pPr/>
       <w:r>
-        <w:t xml:space="preserve">In 1981 he co-edited, with the cognitive scientist Douglas Hofstadter, already met in Chapters 23 and 24, an anthology called </w:t>
+        <w:br/>
+        <w:br/>
+        <w:t xml:space="preserve">In 1981 he co-edited an anthology called </w:t>
+      </w:r>
+      <w:r>
+        <w:rPr>
+          <w:i/>
+        </w:rPr>
+        <w:t>The Mind's I</w:t>
+      </w:r>
+      <w:r>
+        <w:t xml:space="preserve"> together with the cognitive scientist Douglas Hofstadter.</w:t>
+      </w:r>
+      <w:r>
+        <w:br/>
+        <w:br/>
+        <w:t>The book gathered essays and thought experiments about minds, selves, consciousness, and artificial intelligence.</w:t>
+      </w:r>
+      <w:r>
+        <w:br/>
+        <w:br/>
+        <w:t>Its authors were deliberately chosen to argue with each other rather than agree.</w:t>
+      </w:r>
+      <w:r>
+        <w:br/>
+        <w:br/>
+        <w:t xml:space="preserve">That anthology, and the questions it raised, are the direct subject of the next chapter, Chapter 26, </w:t>
       </w:r>
       <w:r>
         <w:rPr>
@@ -570,65 +885,67 @@
       </w:r>
     </w:p>
     <w:p>
-      <w:pPr/>
-      <w:r>
-        <w:t>It gathered essays and thought experiments on minds, selves, consciousness, and artificial intelligence, from many different authors, deliberately arguing with each other rather than agreeing.</w:t>
-      </w:r>
-    </w:p>
-    <w:p>
-      <w:pPr/>
-      <w:r>
-        <w:t>That anthology, and the questions it raised, are the direct subject of the next chapter.</w:t>
-      </w:r>
-    </w:p>
-    <w:p>
       <w:pPr>
         <w:pStyle w:val="Heading1"/>
+        <w:ind w:left="0" w:right="0" w:firstLine="0"/>
+        <w:jc w:val="center"/>
       </w:pPr>
       <w:r>
         <w:t>The Evolutionary Punchline</w:t>
       </w:r>
     </w:p>
     <w:p>
-      <w:pPr/>
+      <w:pPr>
+        <w:ind w:left="0" w:right="0" w:firstLine="0"/>
+        <w:jc w:val="center"/>
+      </w:pPr>
       <w:r>
-        <w:t>Dennett's claim, stated once and applied everywhere, is that natural selection dissolves the need for a skyhook wherever it is honestly applied.</w:t>
+        <w:t>Dennett's claim, stated once and then applied everywhere, is that natural selection dissolves the need for a skyhook wherever you honestly go looking for one.</w:t>
       </w:r>
-    </w:p>
-    <w:p>
-      <w:pPr/>
       <w:r>
-        <w:t>The eye. The felt sense of a unified self sitting somewhere behind your eyes. The question of whether free will can survive in a mechanical universe.</w:t>
+        <w:br/>
+        <w:br/>
+        <w:t>Take the eye.</w:t>
       </w:r>
-    </w:p>
-    <w:p>
-      <w:pPr/>
       <w:r>
-        <w:t>In every case, Dennett's answer is the same. What looks like it needs a miracle turns out, on close inspection, to be cranes standing on cranes, all the way down.</w:t>
+        <w:br/>
+        <w:br/>
+        <w:t>Take the felt sense of a single, unified self sitting somewhere behind your eyes.</w:t>
       </w:r>
-    </w:p>
-    <w:p>
-      <w:pPr/>
       <w:r>
-        <w:t>Whether that claim succeeds everywhere he applied it, including, most pressingly for this book, the question of subjective experience itself, is not settled.</w:t>
+        <w:br/>
+        <w:br/>
+        <w:t>Take the question of whether free will can survive in a mechanical universe.</w:t>
       </w:r>
-    </w:p>
-    <w:p>
-      <w:pPr/>
       <w:r>
+        <w:br/>
+        <w:br/>
+        <w:t>In every case, Dennett gives the same answer.</w:t>
+      </w:r>
+      <w:r>
+        <w:br/>
+        <w:br/>
+        <w:t>What looks like it needs a miracle turns out, on close inspection, to be cranes standing on cranes, all the way down.</w:t>
+      </w:r>
+      <w:r>
+        <w:br/>
+        <w:br/>
+        <w:t>Whether that claim succeeds everywhere he applied it, including the hardest case of all, subjective experience itself, is still not settled.</w:t>
+      </w:r>
+      <w:r>
+        <w:br/>
+        <w:br/>
         <w:t>What is not in dispute is the reach of the idea.</w:t>
       </w:r>
-    </w:p>
-    <w:p>
-      <w:pPr/>
       <w:r>
+        <w:br/>
+        <w:br/>
         <w:t>A blind, foresight-free algorithm, needing nothing but variation, heredity, and differential reproduction, built everything this book has covered so far.</w:t>
       </w:r>
-    </w:p>
-    <w:p>
-      <w:pPr/>
       <w:r>
-        <w:t>The next several chapters ask how much further it goes.</w:t>
+        <w:br/>
+        <w:br/>
+        <w:t>The chapters ahead ask how much further it can go, right up to the edge of the machines we build ourselves.</w:t>
       </w:r>
     </w:p>
     <w:sectPr>
@@ -1073,12 +1390,12 @@
       <w:outlineLvl w:val="0"/>
     </w:pPr>
     <w:rPr>
-      <w:rFonts w:asciiTheme="majorHAnsi" w:eastAsiaTheme="majorEastAsia" w:hAnsiTheme="majorHAnsi" w:cstheme="majorBidi" w:ascii="Georgia" w:hAnsi="Georgia"/>
+      <w:rFonts w:ascii="Amazon Ember" w:hAnsi="Amazon Ember" w:cs="Amazon Ember"/>
       <w:b/>
       <w:bCs/>
-      <w:color w:val="365F91" w:themeColor="accent1" w:themeShade="BF"/>
-      <w:sz w:val="30"/>
-      <w:szCs w:val="28"/>
+      <w:color w:val="0000FF"/>
+      <w:sz w:val="36"/>
+      <w:szCs w:val="36"/>
     </w:rPr>
   </w:style>
   <w:style w:type="paragraph" w:styleId="Heading2">
@@ -1363,13 +1680,11 @@
       <w:jc w:val="center"/>
     </w:pPr>
     <w:rPr>
-      <w:rFonts w:asciiTheme="majorHAnsi" w:eastAsiaTheme="majorEastAsia" w:hAnsiTheme="majorHAnsi" w:cstheme="majorBidi" w:ascii="Georgia" w:hAnsi="Georgia"/>
+      <w:rFonts w:ascii="Amazon Ember" w:hAnsi="Amazon Ember" w:cs="Amazon Ember"/>
       <w:b/>
-      <w:color w:val="17365D" w:themeColor="text2" w:themeShade="BF"/>
-      <w:spacing w:val="5"/>
-      <w:kern w:val="28"/>
-      <w:sz w:val="40"/>
-      <w:szCs w:val="52"/>
+      <w:color w:val="0000FF"/>
+      <w:sz w:val="36"/>
+      <w:szCs w:val="36"/>
     </w:rPr>
   </w:style>
   <w:style w:type="character" w:customStyle="1" w:styleId="TitleChar">
